--- a/Part-Two-Ch09-The-Second-Founding/Three Plans for Peace.docx
+++ b/Part-Two-Ch09-The-Second-Founding/Three Plans for Peace.docx
@@ -9,25 +9,22 @@
         <w:tblLook w:firstColumn="1" w:firstRow="1" w:lastColumn="0" w:lastRow="0" w:noHBand="0" w:noVBand="1" w:val="04A0"/>
       </w:tblPr>
       <w:tblGrid>
-        <w:gridCol w:w="9936"/>
+        <w:gridCol w:w="10224"/>
       </w:tblGrid>
       <w:tr>
         <w:tc>
           <w:tcPr>
-            <w:tcW w:type="dxa" w:w="9936"/>
+            <w:tcW w:type="dxa" w:w="10224"/>
             <w:shd w:val="clear" w:fill="B1442F"/>
           </w:tcPr>
           <w:p>
-            <w:pPr>
-              <w:jc w:val="left"/>
-            </w:pPr>
             <w:r>
               <w:rPr>
                 <w:b/>
                 <w:color w:val="FFE6DE"/>
                 <w:sz w:val="18"/>
               </w:rPr>
-              <w:t>CHAPTER 9 · DEEP DIVE · A HOUSE DIVIDED</w:t>
+              <w:t>PROMISE &amp; PRACTICE  ·  DEEP DIVE  ·  SOURCE ANALYSIS</w:t>
             </w:r>
           </w:p>
           <w:p>
@@ -35,18 +32,19 @@
               <w:rPr>
                 <w:b/>
                 <w:color w:val="FFFFFF"/>
-                <w:sz w:val="40"/>
+                <w:sz w:val="42"/>
               </w:rPr>
-              <w:t>Three Plans for Peace</w:t>
+              <w:t>Three Plans for Peace — A House Divided</w:t>
             </w:r>
           </w:p>
           <w:p>
             <w:r>
               <w:rPr>
+                <w:i/>
                 <w:color w:val="FFE6DE"/>
-                <w:sz w:val="21"/>
+                <w:sz w:val="22"/>
               </w:rPr>
-              <w:t>The war was won. Now came a harder question: on what terms would the nation be put back together? 1865–1867.</w:t>
+              <w:t>Three Visions for the Peace</w:t>
             </w:r>
           </w:p>
         </w:tc>
@@ -64,7 +62,7 @@
         <w:rPr>
           <w:sz w:val="21"/>
         </w:rPr>
-        <w:t xml:space="preserve">__________________________    </w:t>
+        <w:t xml:space="preserve">______________________________    </w:t>
       </w:r>
       <w:r>
         <w:rPr>
@@ -90,30 +88,181 @@
         <w:rPr>
           <w:sz w:val="21"/>
         </w:rPr>
-        <w:t>______________</w:t>
+        <w:t>________________</w:t>
+      </w:r>
+    </w:p>
+    <w:tbl>
+      <w:tblPr>
+        <w:tblW w:type="auto" w:w="0"/>
+        <w:tblLayout w:type="autofit"/>
+        <w:tblLook w:firstColumn="1" w:firstRow="1" w:lastColumn="0" w:lastRow="0" w:noHBand="0" w:noVBand="1" w:val="04A0"/>
+      </w:tblPr>
+      <w:tblGrid>
+        <w:gridCol w:w="10224"/>
+      </w:tblGrid>
+      <w:tr>
+        <w:tc>
+          <w:tcPr>
+            <w:tcW w:type="dxa" w:w="10224"/>
+            <w:shd w:val="clear" w:fill="f4c04e"/>
+          </w:tcPr>
+          <w:p>
+            <w:r>
+              <w:rPr>
+                <w:b/>
+                <w:color w:val="5A4512"/>
+                <w:sz w:val="19"/>
+              </w:rPr>
+              <w:t xml:space="preserve">WHAT I CAN DO TODAY   </w:t>
+            </w:r>
+            <w:r>
+              <w:rPr>
+                <w:color w:val="5A4512"/>
+                <w:sz w:val="21"/>
+              </w:rPr>
+              <w:t>I can read primary sources about Three Plans for Peace — A House Divided, weigh who made each one and why, and use evidence to answer historical questions.</w:t>
+            </w:r>
+          </w:p>
+        </w:tc>
+      </w:tr>
+    </w:tbl>
+    <w:p>
+      <w:r>
+        <w:rPr>
+          <w:b/>
+          <w:color w:val="B1442F"/>
+        </w:rPr>
+        <w:t xml:space="preserve">Directions. </w:t>
+      </w:r>
+      <w:r>
+        <w:rPr>
+          <w:sz w:val="22"/>
+        </w:rPr>
+        <w:t>Lay the plans side by side on the same questions. Comparison reveals what each one really valued</w:t>
       </w:r>
     </w:p>
     <w:p/>
     <w:p>
       <w:r>
         <w:rPr>
+          <w:b/>
+          <w:color w:val="B1442F"/>
+          <w:sz w:val="26"/>
+        </w:rPr>
+        <w:t>THE SOURCES</w:t>
+      </w:r>
+    </w:p>
+    <w:p>
+      <w:pPr>
+        <w:spacing w:before="160"/>
+      </w:pPr>
+      <w:r>
+        <w:rPr>
+          <w:b/>
+          <w:color w:val="1C1714"/>
+          <w:sz w:val="23"/>
+        </w:rPr>
+        <w:t>THE IMAGE  —  President Andrew Johnson</w:t>
+      </w:r>
+    </w:p>
+    <w:p>
+      <w:pPr>
+        <w:jc w:val="center"/>
+      </w:pPr>
+      <w:r>
+        <w:drawing>
+          <wp:inline xmlns:a="http://schemas.openxmlformats.org/drawingml/2006/main" xmlns:pic="http://schemas.openxmlformats.org/drawingml/2006/picture">
+            <wp:extent cx="3931920" cy="4820745"/>
+            <wp:docPr id="1" name="Picture 1"/>
+            <wp:cNvGraphicFramePr>
+              <a:graphicFrameLocks noChangeAspect="1"/>
+            </wp:cNvGraphicFramePr>
+            <a:graphic>
+              <a:graphicData uri="http://schemas.openxmlformats.org/drawingml/2006/picture">
+                <pic:pic>
+                  <pic:nvPicPr>
+                    <pic:cNvPr id="0" name="image.jpg"/>
+                    <pic:cNvPicPr/>
+                  </pic:nvPicPr>
+                  <pic:blipFill>
+                    <a:blip r:embed="rId9"/>
+                    <a:stretch>
+                      <a:fillRect/>
+                    </a:stretch>
+                  </pic:blipFill>
+                  <pic:spPr>
+                    <a:xfrm>
+                      <a:off x="0" y="0"/>
+                      <a:ext cx="3931920" cy="4820745"/>
+                    </a:xfrm>
+                    <a:prstGeom prst="rect"/>
+                  </pic:spPr>
+                </pic:pic>
+              </a:graphicData>
+            </a:graphic>
+          </wp:inline>
+        </w:drawing>
+      </w:r>
+    </w:p>
+    <w:p>
+      <w:r>
+        <w:rPr>
+          <w:color w:val="6A6256"/>
+          <w:sz w:val="17"/>
+        </w:rPr>
+        <w:t>Andrew Johnson — photograph, Brady–Handy Collection, public domain (Library of Congress).</w:t>
+      </w:r>
+    </w:p>
+    <w:p>
+      <w:pPr>
+        <w:spacing w:before="160"/>
+      </w:pPr>
+      <w:r>
+        <w:rPr>
+          <w:b/>
+          <w:color w:val="1C1714"/>
+          <w:sz w:val="23"/>
+        </w:rPr>
+        <w:t>SOURCE · COMPARING THE PLANS  —  Three answers, same questions</w:t>
+      </w:r>
+    </w:p>
+    <w:p>
+      <w:pPr>
+        <w:ind w:left="432"/>
+      </w:pPr>
+      <w:r>
+        <w:rPr>
           <w:i/>
           <w:color w:val="1C1714"/>
           <w:sz w:val="22"/>
         </w:rPr>
-        <w:t>The war was won. Now came a harder question: on what terms would the nation be put back together? 1865–1867.</w:t>
+        <w:t>Lincoln (10% Plan): quick readmission; pardons for most; little said about freedpeople's rights.</w:t>
+        <w:br/>
+        <w:t>Johnson: generous pardons for ex-Confederates; states rebuilt with few conditions; tolerated Black Codes.</w:t>
+        <w:br/>
+        <w:t>Radical Republicans: protect Black citizenship and voting; bar ex-Confederate leaders; some wanted land for the freedpeople.</w:t>
+        <w:br/>
+        <w:t>— summarized from the historical record. Public domain</w:t>
       </w:r>
     </w:p>
     <w:p>
-      <w:pPr>
-        <w:spacing w:after="80"/>
-      </w:pPr>
       <w:r>
         <w:rPr>
-          <w:color w:val="1C1714"/>
-          <w:sz w:val="23"/>
+          <w:color w:val="6A6256"/>
+          <w:sz w:val="17"/>
         </w:rPr>
-        <w:t>After a civil war, who decides the peace — and should the goal be to forgive quickly, or to remake what was broken?</w:t>
+        <w:t>— summarized from the historical record. Public domain.</w:t>
+      </w:r>
+    </w:p>
+    <w:p/>
+    <w:p>
+      <w:r>
+        <w:rPr>
+          <w:b/>
+          <w:color w:val="B1442F"/>
+          <w:sz w:val="26"/>
+        </w:rPr>
+        <w:t>YOUR WORK</w:t>
       </w:r>
     </w:p>
     <w:p>
@@ -123,44 +272,77 @@
       <w:r>
         <w:rPr>
           <w:b/>
-          <w:color w:val="B1442F"/>
-          <w:sz w:val="28"/>
+          <w:color w:val="FFFFFF"/>
+          <w:sz w:val="20"/>
+          <w:shd w:val="clear" w:fill="B1442F"/>
         </w:rPr>
-        <w:t>“With Malice Toward None”</w:t>
+        <w:t xml:space="preserve">  QUESTION 1  </w:t>
+      </w:r>
+      <w:r>
+        <w:rPr>
+          <w:b/>
+          <w:color w:val="6A6256"/>
+          <w:sz w:val="18"/>
+        </w:rPr>
+        <w:t xml:space="preserve">   STEP 1 · SORT THE PLANS</w:t>
       </w:r>
     </w:p>
     <w:p>
       <w:r>
         <w:rPr>
-          <w:b/>
-          <w:color w:val="6A6256"/>
-          <w:sz w:val="17"/>
+          <w:b w:val="0"/>
+          <w:color w:val="1C1714"/>
+          <w:sz w:val="23"/>
         </w:rPr>
-        <w:t>LINCOLN'S PLAN</w:t>
+        <w:t>For each plan, answer in a few words: (a) How easy was it for the South to rejoin? (b) How much did it protect freedpeople?</w:t>
       </w:r>
     </w:p>
     <w:p>
       <w:pPr>
-        <w:spacing w:after="80"/>
+        <w:spacing w:after="120"/>
       </w:pPr>
       <w:r>
         <w:rPr>
-          <w:color w:val="1C1714"/>
-          <w:sz w:val="23"/>
+          <w:color w:val="9A9286"/>
+          <w:sz w:val="22"/>
         </w:rPr>
-        <w:t>Even before the war ended, Lincoln offered a lenient path back. His Ten Percent Plan said that once just 10% of a state's voters swore loyalty to the Union, the state could form a new government and rejoin.</w:t>
+        <w:t>____________________________________________________________________________________________</w:t>
       </w:r>
     </w:p>
     <w:p>
       <w:pPr>
-        <w:spacing w:after="80"/>
+        <w:spacing w:after="120"/>
       </w:pPr>
       <w:r>
         <w:rPr>
-          <w:color w:val="1C1714"/>
-          <w:sz w:val="23"/>
+          <w:color w:val="9A9286"/>
+          <w:sz w:val="22"/>
         </w:rPr>
-        <w:t>His aim was speed and reconciliation — to “bind up the nation's wounds.” But Lincoln was assassinated before he could put a full plan in place, leaving the question wide open.</w:t>
+        <w:t>____________________________________________________________________________________________</w:t>
+      </w:r>
+    </w:p>
+    <w:p>
+      <w:pPr>
+        <w:spacing w:after="120"/>
+      </w:pPr>
+      <w:r>
+        <w:rPr>
+          <w:color w:val="9A9286"/>
+          <w:sz w:val="22"/>
+        </w:rPr>
+        <w:t>____________________________________________________________________________________________</w:t>
+      </w:r>
+    </w:p>
+    <w:p>
+      <w:pPr>
+        <w:spacing w:after="120"/>
+      </w:pPr>
+      <w:r>
+        <w:rPr>
+          <w:color w:val="9A9286"/>
+          <w:sz w:val="22"/>
+        </w:rPr>
+        <w:t>____________________________________________________________________________________________</w:t>
       </w:r>
     </w:p>
     <w:p>
@@ -170,40 +352,77 @@
       <w:r>
         <w:rPr>
           <w:b/>
-          <w:color w:val="B1442F"/>
-          <w:sz w:val="28"/>
+          <w:color w:val="FFFFFF"/>
+          <w:sz w:val="20"/>
+          <w:shd w:val="clear" w:fill="B1442F"/>
         </w:rPr>
-        <w:t>Andrew Johnson</w:t>
+        <w:t xml:space="preserve">  QUESTION 2  </w:t>
+      </w:r>
+      <w:r>
+        <w:rPr>
+          <w:b/>
+          <w:color w:val="6A6256"/>
+          <w:sz w:val="18"/>
+        </w:rPr>
+        <w:t xml:space="preserve">   STEP 2 · THE SHARPEST DIFFERENCE</w:t>
       </w:r>
     </w:p>
     <w:p>
       <w:r>
         <w:rPr>
-          <w:b/>
-          <w:color w:val="6A6256"/>
-          <w:sz w:val="17"/>
+          <w:b w:val="0"/>
+          <w:color w:val="1C1714"/>
+          <w:sz w:val="23"/>
         </w:rPr>
-        <w:t>THE ACCIDENTAL PRESIDENT</w:t>
+        <w:t>What was the biggest difference between Johnson's plan and the Radicals' plan?</w:t>
       </w:r>
     </w:p>
     <w:p>
+      <w:pPr>
+        <w:spacing w:after="40"/>
+        <w:ind w:left="432"/>
+      </w:pPr>
       <w:r>
         <w:rPr>
-          <w:i/>
-          <w:color w:val="1C1714"/>
           <w:sz w:val="22"/>
         </w:rPr>
-        <w:t>A Southern Unionist from Tennessee, Johnson became president when Lincoln died. He claimed Lincoln's mantle of leniency — but used it to protect the old white Southern order.</w:t>
+        <w:t>☐  A.  how many states there were</w:t>
       </w:r>
     </w:p>
     <w:p>
+      <w:pPr>
+        <w:spacing w:after="40"/>
+        <w:ind w:left="432"/>
+      </w:pPr>
       <w:r>
         <w:rPr>
-          <w:i/>
-          <w:color w:val="6A6256"/>
-          <w:sz w:val="17"/>
+          <w:sz w:val="22"/>
         </w:rPr>
-        <w:t>Andrew Johnson — photograph, Brady–Handy Collection, public domain (Library of Congress).</w:t>
+        <w:t>☐  B.  whether to keep fighting the war</w:t>
+      </w:r>
+    </w:p>
+    <w:p>
+      <w:pPr>
+        <w:spacing w:after="40"/>
+        <w:ind w:left="432"/>
+      </w:pPr>
+      <w:r>
+        <w:rPr>
+          <w:sz w:val="22"/>
+        </w:rPr>
+        <w:t>☐  C.  whether to restore the old Southern order or transform it to protect freedpeople</w:t>
+      </w:r>
+    </w:p>
+    <w:p>
+      <w:pPr>
+        <w:spacing w:after="40"/>
+        <w:ind w:left="432"/>
+      </w:pPr>
+      <w:r>
+        <w:rPr>
+          <w:sz w:val="22"/>
+        </w:rPr>
+        <w:t>☐  D.  who would be the next president</w:t>
       </w:r>
     </w:p>
     <w:p>
@@ -213,54 +432,65 @@
       <w:r>
         <w:rPr>
           <w:b/>
-          <w:color w:val="B1442F"/>
-          <w:sz w:val="28"/>
+          <w:color w:val="FFFFFF"/>
+          <w:sz w:val="20"/>
+          <w:shd w:val="clear" w:fill="B1442F"/>
         </w:rPr>
-        <w:t>Leniency for the Old Order</w:t>
+        <w:t xml:space="preserve">  QUESTION 3  </w:t>
+      </w:r>
+      <w:r>
+        <w:rPr>
+          <w:b/>
+          <w:color w:val="6A6256"/>
+          <w:sz w:val="18"/>
+        </w:rPr>
+        <w:t xml:space="preserve">   STEP 3 · READ STEVENS</w:t>
       </w:r>
     </w:p>
     <w:p>
       <w:r>
         <w:rPr>
-          <w:b/>
-          <w:color w:val="6A6256"/>
-          <w:sz w:val="17"/>
+          <w:b w:val="0"/>
+          <w:color w:val="1C1714"/>
+          <w:sz w:val="23"/>
         </w:rPr>
-        <w:t>JOHNSON'S PLAN</w:t>
+        <w:t>Thaddeus Stevens said “the whole fabric of southern society must be changed.” In your own words, what did he mean — and why did he think only that could make America a “true republic”?</w:t>
       </w:r>
     </w:p>
     <w:p>
       <w:pPr>
-        <w:spacing w:after="80"/>
+        <w:spacing w:after="120"/>
       </w:pPr>
       <w:r>
         <w:rPr>
-          <w:color w:val="1C1714"/>
-          <w:sz w:val="23"/>
+          <w:color w:val="9A9286"/>
+          <w:sz w:val="22"/>
         </w:rPr>
-        <w:t>Andrew Johnson went further than Lincoln in forgiving the white South. He pardoned former Confederates freely and let Southern states rebuild their governments with few conditions.</w:t>
+        <w:t>____________________________________________________________________________________________</w:t>
       </w:r>
     </w:p>
     <w:p>
       <w:pPr>
-        <w:spacing w:after="80"/>
+        <w:spacing w:after="120"/>
       </w:pPr>
       <w:r>
         <w:rPr>
-          <w:color w:val="1C1714"/>
-          <w:sz w:val="23"/>
+          <w:color w:val="9A9286"/>
+          <w:sz w:val="22"/>
         </w:rPr>
-        <w:t>The result alarmed the North: the new Southern governments passed Black Codes to control freedpeople, and sent former Confederate leaders right back to Congress. To many Northerners, it looked like the South was losing the war but winning the peace.</w:t>
+        <w:t>____________________________________________________________________________________________</w:t>
       </w:r>
     </w:p>
     <w:p>
+      <w:pPr>
+        <w:spacing w:after="120"/>
+      </w:pPr>
       <w:r>
         <w:rPr>
-          <w:i/>
-          <w:color w:val="6A6256"/>
-          <w:sz w:val="17"/>
+          <w:color w:val="9A9286"/>
+          <w:sz w:val="22"/>
         </w:rPr>
-        <w:t>The five military districts, 1867 — map, © ShadowDog Digital Studios (SDS Digital Collection).</w:t>
+        <w:t>____________________________________________________________________________________________</w:t>
       </w:r>
     </w:p>
     <w:p>
@@ -270,149 +500,91 @@
       <w:r>
         <w:rPr>
           <w:b/>
-          <w:color w:val="B1442F"/>
-          <w:sz w:val="28"/>
+          <w:color w:val="FFFFFF"/>
+          <w:sz w:val="20"/>
+          <w:shd w:val="clear" w:fill="B1442F"/>
         </w:rPr>
-        <w:t>A Second Founding</w:t>
+        <w:t xml:space="preserve">  QUESTION 4  </w:t>
+      </w:r>
+      <w:r>
+        <w:rPr>
+          <w:b/>
+          <w:color w:val="6A6256"/>
+          <w:sz w:val="18"/>
+        </w:rPr>
+        <w:t xml:space="preserve">   STEP 4 · YOUR JUDGMENT</w:t>
       </w:r>
     </w:p>
     <w:p>
       <w:r>
         <w:rPr>
-          <w:b/>
-          <w:color w:val="6A6256"/>
-          <w:sz w:val="17"/>
+          <w:b w:val="0"/>
+          <w:color w:val="1C1714"/>
+          <w:sz w:val="23"/>
         </w:rPr>
-        <w:t>THE RADICAL PLAN</w:t>
+        <w:t>Given the goals of securing freedom and reuniting the country, which plan do you think was wisest? Defend your choice in three or four sentences, using the comparison.</w:t>
       </w:r>
     </w:p>
     <w:p>
       <w:pPr>
-        <w:spacing w:after="80"/>
+        <w:spacing w:after="120"/>
       </w:pPr>
       <w:r>
         <w:rPr>
-          <w:color w:val="1C1714"/>
-          <w:sz w:val="23"/>
+          <w:color w:val="9A9286"/>
+          <w:sz w:val="22"/>
         </w:rPr>
-        <w:t>A group of Republicans in Congress — the Radical Republicans, led by Thaddeus Stevens and Charles Sumner — had a bolder vision. They wanted to remake the South: protect the rights of freedpeople, guarantee Black citizenship and the vote, and keep ex-Confederates out of power.</w:t>
+        <w:t>____________________________________________________________________________________________</w:t>
       </w:r>
     </w:p>
     <w:p>
       <w:pPr>
-        <w:spacing w:after="80"/>
+        <w:spacing w:after="120"/>
       </w:pPr>
       <w:r>
         <w:rPr>
-          <w:color w:val="1C1714"/>
-          <w:sz w:val="23"/>
+          <w:color w:val="9A9286"/>
+          <w:sz w:val="22"/>
         </w:rPr>
-        <w:t>Some even called for land redistribution — the famous promise of “forty acres and a mule.” Where Johnson wanted to restore the old South, the Radicals wanted to build a new one.</w:t>
-      </w:r>
-    </w:p>
-    <w:p>
-      <w:r>
-        <w:rPr>
-          <w:b/>
-          <w:color w:val="6A6256"/>
-          <w:sz w:val="17"/>
-        </w:rPr>
-        <w:t>THADDEUS STEVENS, RADICAL REPUBLICAN · 1865</w:t>
+        <w:t>____________________________________________________________________________________________</w:t>
       </w:r>
     </w:p>
     <w:p>
       <w:pPr>
-        <w:spacing w:after="80"/>
+        <w:spacing w:after="120"/>
       </w:pPr>
       <w:r>
         <w:rPr>
-          <w:color w:val="1C1714"/>
-          <w:sz w:val="23"/>
+          <w:color w:val="9A9286"/>
+          <w:sz w:val="22"/>
         </w:rPr>
-        <w:t>The whole fabric of southern society must be changed … Without this, this government can never be, as it never has been, a true republic.</w:t>
+        <w:t>____________________________________________________________________________________________</w:t>
       </w:r>
     </w:p>
     <w:p>
       <w:pPr>
-        <w:spacing w:before="200"/>
+        <w:spacing w:after="120"/>
       </w:pPr>
       <w:r>
         <w:rPr>
-          <w:b/>
-          <w:color w:val="B1442F"/>
-          <w:sz w:val="28"/>
+          <w:color w:val="9A9286"/>
+          <w:sz w:val="22"/>
         </w:rPr>
-        <w:t>Three Roads, One Choice</w:t>
-      </w:r>
-    </w:p>
-    <w:p>
-      <w:r>
-        <w:rPr>
-          <w:b/>
-          <w:color w:val="6A6256"/>
-          <w:sz w:val="17"/>
-        </w:rPr>
-        <w:t>WHY IT MATTERS</w:t>
+        <w:t>____________________________________________________________________________________________</w:t>
       </w:r>
     </w:p>
     <w:p>
       <w:pPr>
-        <w:spacing w:after="80"/>
+        <w:spacing w:after="120"/>
       </w:pPr>
       <w:r>
         <w:rPr>
-          <w:color w:val="1C1714"/>
-          <w:sz w:val="23"/>
+          <w:color w:val="9A9286"/>
+          <w:sz w:val="22"/>
         </w:rPr>
-        <w:t>These were not just three policies — they were three different answers to what the war had meant. Was it fought only to restore the Union? Or to build a new nation founded on equality?</w:t>
+        <w:t>____________________________________________________________________________________________</w:t>
       </w:r>
     </w:p>
-    <w:p>
-      <w:pPr>
-        <w:spacing w:after="80"/>
-      </w:pPr>
-      <w:r>
-        <w:rPr>
-          <w:color w:val="1C1714"/>
-          <w:sz w:val="23"/>
-        </w:rPr>
-        <w:t>The clash between Johnson and the Radicals would dominate the next years — and decide whether the promises of freedom would be written into law, or quietly abandoned.</w:t>
-      </w:r>
-    </w:p>
-    <w:p>
-      <w:pPr>
-        <w:spacing w:before="200"/>
-      </w:pPr>
-      <w:r>
-        <w:rPr>
-          <w:b/>
-          <w:color w:val="B1442F"/>
-          <w:sz w:val="28"/>
-        </w:rPr>
-        <w:t>Compare the Plans</w:t>
-      </w:r>
-    </w:p>
-    <w:p>
-      <w:r>
-        <w:rPr>
-          <w:b/>
-          <w:color w:val="6A6256"/>
-          <w:sz w:val="17"/>
-        </w:rPr>
-        <w:t>YOUR TURN</w:t>
-      </w:r>
-    </w:p>
-    <w:p>
-      <w:r>
-        <w:rPr>
-          <w:i/>
-          <w:color w:val="1C1714"/>
-          <w:sz w:val="22"/>
-        </w:rPr>
-        <w:t>You'll put the three plans side by side and practice comparison — judging how each would have answered the hardest questions of Reconstruction.</w:t>
-      </w:r>
-    </w:p>
-    <w:p/>
     <w:p>
       <w:pPr>
         <w:jc w:val="center"/>
@@ -425,9 +597,160 @@
         <w:t>Promise &amp; Practice · ShadowDog Digital Studios · Unit 2</w:t>
       </w:r>
     </w:p>
+    <w:p>
+      <w:r>
+        <w:br w:type="page"/>
+      </w:r>
+    </w:p>
+    <w:tbl>
+      <w:tblPr>
+        <w:tblW w:type="auto" w:w="0"/>
+        <w:tblLayout w:type="autofit"/>
+        <w:tblLook w:firstColumn="1" w:firstRow="1" w:lastColumn="0" w:lastRow="0" w:noHBand="0" w:noVBand="1" w:val="04A0"/>
+      </w:tblPr>
+      <w:tblGrid>
+        <w:gridCol w:w="10224"/>
+      </w:tblGrid>
+      <w:tr>
+        <w:tc>
+          <w:tcPr>
+            <w:tcW w:type="dxa" w:w="10224"/>
+            <w:shd w:val="clear" w:fill="2c2219"/>
+          </w:tcPr>
+          <w:p>
+            <w:r>
+              <w:rPr>
+                <w:b/>
+                <w:color w:val="F0A184"/>
+                <w:sz w:val="28"/>
+              </w:rPr>
+              <w:t>TEACHER ANSWER KEY  —  Three Plans for Peace — A House Divided</w:t>
+            </w:r>
+          </w:p>
+        </w:tc>
+      </w:tr>
+    </w:tbl>
+    <w:p/>
+    <w:p>
+      <w:r>
+        <w:rPr>
+          <w:b/>
+          <w:color w:val="B1442F"/>
+          <w:sz w:val="22"/>
+        </w:rPr>
+        <w:t xml:space="preserve">QUESTION 1:  </w:t>
+      </w:r>
+      <w:r>
+        <w:rPr>
+          <w:sz w:val="22"/>
+        </w:rPr>
+        <w:t>Open response.</w:t>
+      </w:r>
+    </w:p>
+    <w:p>
+      <w:pPr>
+        <w:ind w:left="432"/>
+      </w:pPr>
+      <w:r>
+        <w:rPr>
+          <w:i/>
+          <w:color w:val="6A6256"/>
+          <w:sz w:val="21"/>
+        </w:rPr>
+        <w:t>Look for a response along the lines of: “Lincoln: (a)… (b)… | Johnson: (a)… (b)… | Radicals: (a)… (b)…”</w:t>
+      </w:r>
+    </w:p>
+    <w:p>
+      <w:r>
+        <w:rPr>
+          <w:b/>
+          <w:color w:val="B1442F"/>
+          <w:sz w:val="22"/>
+        </w:rPr>
+        <w:t xml:space="preserve">QUESTION 2:  </w:t>
+      </w:r>
+      <w:r>
+        <w:rPr>
+          <w:b/>
+          <w:sz w:val="22"/>
+        </w:rPr>
+        <w:t>Correct — C. whether to restore the old Southern order or transform it to protect freedpeople</w:t>
+      </w:r>
+    </w:p>
+    <w:p>
+      <w:pPr>
+        <w:ind w:left="432"/>
+      </w:pPr>
+      <w:r>
+        <w:rPr>
+          <w:i/>
+          <w:color w:val="6A6256"/>
+          <w:sz w:val="21"/>
+        </w:rPr>
+        <w:t>Right. Johnson wanted to restore the old white-run South quickly; the Radicals wanted to transform it and protect the rights of the freedpeople. That gap drove the whole struggle.</w:t>
+      </w:r>
+    </w:p>
+    <w:p>
+      <w:r>
+        <w:rPr>
+          <w:b/>
+          <w:color w:val="B1442F"/>
+          <w:sz w:val="22"/>
+        </w:rPr>
+        <w:t xml:space="preserve">QUESTION 3:  </w:t>
+      </w:r>
+      <w:r>
+        <w:rPr>
+          <w:sz w:val="22"/>
+        </w:rPr>
+        <w:t>Open response.</w:t>
+      </w:r>
+    </w:p>
+    <w:p>
+      <w:pPr>
+        <w:ind w:left="432"/>
+      </w:pPr>
+      <w:r>
+        <w:rPr>
+          <w:i/>
+          <w:color w:val="6A6256"/>
+          <w:sz w:val="21"/>
+        </w:rPr>
+        <w:t>Look for a response along the lines of: “Stevens meant…. He believed this because…”</w:t>
+      </w:r>
+    </w:p>
+    <w:p>
+      <w:r>
+        <w:rPr>
+          <w:b/>
+          <w:color w:val="B1442F"/>
+          <w:sz w:val="22"/>
+        </w:rPr>
+        <w:t xml:space="preserve">QUESTION 4:  </w:t>
+      </w:r>
+      <w:r>
+        <w:rPr>
+          <w:sz w:val="22"/>
+        </w:rPr>
+        <w:t>Open response.</w:t>
+      </w:r>
+    </w:p>
+    <w:p>
+      <w:pPr>
+        <w:ind w:left="432"/>
+      </w:pPr>
+      <w:r>
+        <w:rPr>
+          <w:i/>
+          <w:color w:val="6A6256"/>
+          <w:sz w:val="21"/>
+        </w:rPr>
+        <w:t>Look for a response along the lines of: “I think ___'s plan was wisest because…”</w:t>
+      </w:r>
+    </w:p>
     <w:sectPr>
       <w:pgSz w:w="12240" w:h="15840"/>
-      <w:pgMar w:top="1152" w:right="1152" w:bottom="1152" w:left="1152" w:header="720" w:footer="720" w:gutter="0"/>
+      <w:pgMar w:top="1008" w:right="1008" w:bottom="1008" w:left="1008" w:header="720" w:footer="720" w:gutter="0"/>
       <w:cols w:space="720"/>
       <w:docGrid w:linePitch="360"/>
     </w:sectPr>
